--- a/Assets/Document/new/10.结局/1.常规结局/岁月静好的观察者（NE）.docx
+++ b/Assets/Document/new/10.结局/1.常规结局/岁月静好的观察者（NE）.docx
@@ -2612,758 +2612,695 @@
           <w:lang w:val="en-US" w:eastAsia="zh-CN"/>
         </w:rPr>
       </w:pPr>
-    </w:p>
-    <w:p>
-      <w:pPr>
-        <w:rPr>
-          <w:rFonts w:hint="eastAsia"/>
-          <w:sz w:val="28"/>
-          <w:szCs w:val="28"/>
-          <w:lang w:val="en-US" w:eastAsia="zh-CN"/>
-        </w:rPr>
-      </w:pPr>
-      <w:r>
-        <w:rPr>
-          <w:rFonts w:hint="eastAsia"/>
-          <w:sz w:val="28"/>
-          <w:szCs w:val="28"/>
-          <w:lang w:val="en-US" w:eastAsia="zh-CN"/>
-        </w:rPr>
-        <w:t>||</w:t>
-      </w:r>
-      <w:r>
-        <w:rPr>
-          <w:rFonts w:hint="eastAsia"/>
-          <w:sz w:val="28"/>
-          <w:szCs w:val="28"/>
-        </w:rPr>
-        <w:t>你的</w:t>
-      </w:r>
-      <w:r>
-        <w:rPr>
-          <w:rFonts w:hint="eastAsia"/>
-          <w:sz w:val="28"/>
-          <w:szCs w:val="28"/>
-          <w:lang w:val="en-US" w:eastAsia="zh-CN"/>
-        </w:rPr>
-        <w:t>粉丝</w:t>
-      </w:r>
-      <w:r>
-        <w:rPr>
-          <w:rFonts w:hint="eastAsia"/>
-          <w:sz w:val="28"/>
-          <w:szCs w:val="28"/>
-        </w:rPr>
-        <w:t>说喜欢你的视频，因为“像在跟朋友聊天”</w:t>
-      </w:r>
-      <w:r>
-        <w:rPr>
-          <w:rFonts w:hint="eastAsia"/>
-          <w:sz w:val="28"/>
-          <w:szCs w:val="28"/>
-          <w:lang w:val="en-US" w:eastAsia="zh-CN"/>
-        </w:rPr>
-        <w:t>||</w:t>
-      </w:r>
-    </w:p>
-    <w:p>
-      <w:pPr>
-        <w:rPr>
-          <w:rFonts w:hint="eastAsia"/>
-          <w:sz w:val="28"/>
-          <w:szCs w:val="28"/>
-          <w:lang w:val="en-US" w:eastAsia="zh-CN"/>
-        </w:rPr>
-      </w:pPr>
-    </w:p>
-    <w:p>
-      <w:pPr>
-        <w:rPr>
-          <w:rFonts w:hint="eastAsia"/>
-          <w:sz w:val="28"/>
-          <w:szCs w:val="28"/>
-          <w:lang w:val="en-US" w:eastAsia="zh-CN"/>
-        </w:rPr>
-      </w:pPr>
-      <w:r>
-        <w:rPr>
-          <w:rFonts w:hint="eastAsia"/>
-          <w:sz w:val="28"/>
-          <w:szCs w:val="28"/>
-          <w:lang w:val="en-US" w:eastAsia="zh-CN"/>
-        </w:rPr>
-        <w:t>||</w:t>
-      </w:r>
-      <w:r>
-        <w:rPr>
-          <w:rFonts w:hint="eastAsia"/>
-          <w:sz w:val="28"/>
-          <w:szCs w:val="28"/>
-        </w:rPr>
-        <w:t>你的商业合作越来越多，但你还是坚持只接自己用过的、真心觉得好的产品</w:t>
-      </w:r>
-      <w:r>
-        <w:rPr>
-          <w:rFonts w:hint="eastAsia"/>
-          <w:sz w:val="28"/>
-          <w:szCs w:val="28"/>
-          <w:lang w:val="en-US" w:eastAsia="zh-CN"/>
-        </w:rPr>
-        <w:t>||</w:t>
-      </w:r>
-    </w:p>
-    <w:p>
-      <w:pPr>
-        <w:rPr>
-          <w:rFonts w:hint="eastAsia"/>
-          <w:sz w:val="28"/>
-          <w:szCs w:val="28"/>
-          <w:lang w:val="en-US" w:eastAsia="zh-CN"/>
-        </w:rPr>
-      </w:pPr>
-    </w:p>
-    <w:p>
-      <w:pPr>
-        <w:rPr>
-          <w:rFonts w:hint="default" w:eastAsiaTheme="minorEastAsia"/>
-          <w:sz w:val="28"/>
-          <w:szCs w:val="28"/>
-          <w:lang w:val="en-US" w:eastAsia="zh-CN"/>
-        </w:rPr>
-      </w:pPr>
-      <w:r>
-        <w:rPr>
-          <w:rFonts w:hint="eastAsia"/>
-          <w:sz w:val="28"/>
-          <w:szCs w:val="28"/>
-          <w:lang w:val="en-US" w:eastAsia="zh-CN"/>
-        </w:rPr>
-        <w:t>||</w:t>
-      </w:r>
-      <w:r>
-        <w:rPr>
-          <w:rFonts w:hint="eastAsia"/>
-          <w:sz w:val="28"/>
-          <w:szCs w:val="28"/>
-        </w:rPr>
-        <w:t>这是你的底线，也是你和</w:t>
-      </w:r>
-      <w:r>
-        <w:rPr>
-          <w:rFonts w:hint="eastAsia"/>
-          <w:sz w:val="28"/>
-          <w:szCs w:val="28"/>
-          <w:lang w:val="en-US" w:eastAsia="zh-CN"/>
-        </w:rPr>
-        <w:t>粉丝</w:t>
-      </w:r>
-      <w:r>
-        <w:rPr>
-          <w:rFonts w:hint="eastAsia"/>
-          <w:sz w:val="28"/>
-          <w:szCs w:val="28"/>
-        </w:rPr>
-        <w:t>之间的信任</w:t>
-      </w:r>
-      <w:r>
-        <w:rPr>
-          <w:rFonts w:hint="eastAsia"/>
-          <w:sz w:val="28"/>
-          <w:szCs w:val="28"/>
-          <w:lang w:val="en-US" w:eastAsia="zh-CN"/>
-        </w:rPr>
-        <w:t>||</w:t>
-      </w:r>
-    </w:p>
-    <w:p>
-      <w:pPr>
-        <w:rPr>
-          <w:rFonts w:hint="eastAsia"/>
-          <w:sz w:val="28"/>
-          <w:szCs w:val="28"/>
-        </w:rPr>
-      </w:pPr>
-    </w:p>
-    <w:p>
-      <w:pPr>
-        <w:rPr>
-          <w:rFonts w:hint="eastAsia"/>
-          <w:sz w:val="28"/>
-          <w:szCs w:val="28"/>
-          <w:lang w:val="en-US" w:eastAsia="zh-CN"/>
-        </w:rPr>
-      </w:pPr>
-      <w:r>
-        <w:rPr>
-          <w:rFonts w:hint="eastAsia"/>
-          <w:sz w:val="28"/>
-          <w:szCs w:val="28"/>
-          <w:lang w:val="en-US" w:eastAsia="zh-CN"/>
-        </w:rPr>
-        <w:t>||</w:t>
-      </w:r>
-      <w:r>
-        <w:rPr>
-          <w:rFonts w:hint="eastAsia"/>
-          <w:sz w:val="28"/>
-          <w:szCs w:val="28"/>
-        </w:rPr>
-        <w:t>某个普通的周二晚上，你剪完了新一期的视频，按下了发布键。屏幕上的进度条走完，显示“已发布”</w:t>
-      </w:r>
-      <w:r>
-        <w:rPr>
-          <w:rFonts w:hint="eastAsia"/>
-          <w:sz w:val="28"/>
-          <w:szCs w:val="28"/>
-          <w:lang w:val="en-US" w:eastAsia="zh-CN"/>
-        </w:rPr>
-        <w:t>||</w:t>
-      </w:r>
-    </w:p>
-    <w:p>
-      <w:pPr>
-        <w:rPr>
-          <w:rFonts w:hint="eastAsia"/>
-          <w:sz w:val="28"/>
-          <w:szCs w:val="28"/>
-          <w:lang w:val="en-US" w:eastAsia="zh-CN"/>
-        </w:rPr>
-      </w:pPr>
-    </w:p>
-    <w:p>
-      <w:pPr>
-        <w:rPr>
-          <w:rFonts w:hint="eastAsia"/>
-          <w:sz w:val="28"/>
-          <w:szCs w:val="28"/>
-          <w:lang w:val="en-US" w:eastAsia="zh-CN"/>
-        </w:rPr>
-      </w:pPr>
-      <w:r>
-        <w:rPr>
-          <w:rFonts w:hint="eastAsia"/>
-          <w:sz w:val="28"/>
-          <w:szCs w:val="28"/>
-          <w:lang w:val="en-US" w:eastAsia="zh-CN"/>
-        </w:rPr>
-        <w:t>||</w:t>
-      </w:r>
-      <w:r>
-        <w:rPr>
-          <w:rFonts w:hint="eastAsia"/>
-          <w:sz w:val="28"/>
-          <w:szCs w:val="28"/>
-        </w:rPr>
-        <w:t>你伸了个懒腰，</w:t>
-      </w:r>
-      <w:r>
-        <w:rPr>
-          <w:rFonts w:hint="eastAsia"/>
-          <w:sz w:val="28"/>
-          <w:szCs w:val="28"/>
-          <w:lang w:val="en-US" w:eastAsia="zh-CN"/>
-        </w:rPr>
-        <w:t>咪咪</w:t>
-      </w:r>
-      <w:r>
-        <w:rPr>
-          <w:rFonts w:hint="eastAsia"/>
-          <w:sz w:val="28"/>
-          <w:szCs w:val="28"/>
-        </w:rPr>
-        <w:t>从</w:t>
-      </w:r>
-      <w:r>
-        <w:rPr>
-          <w:rFonts w:hint="eastAsia"/>
-          <w:sz w:val="28"/>
-          <w:szCs w:val="28"/>
-          <w:lang w:val="en-US" w:eastAsia="zh-CN"/>
-        </w:rPr>
-        <w:t>桌面</w:t>
-      </w:r>
-      <w:r>
-        <w:rPr>
-          <w:rFonts w:hint="eastAsia"/>
-          <w:sz w:val="28"/>
-          <w:szCs w:val="28"/>
-        </w:rPr>
-        <w:t>上跳下来，跑到食盆前开始吃夜宵</w:t>
-      </w:r>
-      <w:r>
-        <w:rPr>
-          <w:rFonts w:hint="eastAsia"/>
-          <w:sz w:val="28"/>
-          <w:szCs w:val="28"/>
-          <w:lang w:val="en-US" w:eastAsia="zh-CN"/>
-        </w:rPr>
-        <w:t>||</w:t>
-      </w:r>
-    </w:p>
-    <w:p>
-      <w:pPr>
-        <w:rPr>
-          <w:rFonts w:hint="eastAsia"/>
-          <w:sz w:val="28"/>
-          <w:szCs w:val="28"/>
-          <w:lang w:val="en-US" w:eastAsia="zh-CN"/>
-        </w:rPr>
-      </w:pPr>
-    </w:p>
-    <w:p>
-      <w:pPr>
-        <w:rPr>
-          <w:rFonts w:hint="eastAsia"/>
-          <w:sz w:val="28"/>
-          <w:szCs w:val="28"/>
-          <w:lang w:val="en-US" w:eastAsia="zh-CN"/>
-        </w:rPr>
-      </w:pPr>
-      <w:r>
-        <w:rPr>
-          <w:rFonts w:hint="eastAsia"/>
-          <w:sz w:val="28"/>
-          <w:szCs w:val="28"/>
-          <w:lang w:val="en-US" w:eastAsia="zh-CN"/>
-        </w:rPr>
-        <w:t>||</w:t>
-      </w:r>
-      <w:r>
-        <w:rPr>
-          <w:rFonts w:hint="eastAsia"/>
-          <w:sz w:val="28"/>
-          <w:szCs w:val="28"/>
-        </w:rPr>
-        <w:t>你端起杯子喝了口水，看了一眼窗外。城市的灯火在你眼前铺开，很温暖</w:t>
-      </w:r>
-      <w:r>
-        <w:rPr>
-          <w:rFonts w:hint="eastAsia"/>
-          <w:sz w:val="28"/>
-          <w:szCs w:val="28"/>
-          <w:lang w:val="en-US" w:eastAsia="zh-CN"/>
-        </w:rPr>
-        <w:t>||</w:t>
-      </w:r>
-    </w:p>
-    <w:p>
-      <w:pPr>
-        <w:rPr>
-          <w:rFonts w:hint="eastAsia"/>
-          <w:sz w:val="28"/>
-          <w:szCs w:val="28"/>
-          <w:lang w:val="en-US" w:eastAsia="zh-CN"/>
-        </w:rPr>
-      </w:pPr>
-    </w:p>
-    <w:p>
-      <w:pPr>
-        <w:rPr>
-          <w:rFonts w:hint="eastAsia"/>
-          <w:sz w:val="28"/>
-          <w:szCs w:val="28"/>
-          <w:lang w:val="en-US" w:eastAsia="zh-CN"/>
-        </w:rPr>
-      </w:pPr>
-      <w:r>
-        <w:rPr>
-          <w:rFonts w:hint="eastAsia"/>
-          <w:sz w:val="28"/>
-          <w:szCs w:val="28"/>
-          <w:lang w:val="en-US" w:eastAsia="zh-CN"/>
-        </w:rPr>
-        <w:t>||</w:t>
-      </w:r>
-      <w:r>
-        <w:rPr>
-          <w:rFonts w:hint="eastAsia"/>
-          <w:sz w:val="28"/>
-          <w:szCs w:val="28"/>
-        </w:rPr>
-        <w:t>你拿起手机，给许映月发了一条消息：“周末去新开的那家泰餐？”</w:t>
-      </w:r>
-      <w:r>
-        <w:rPr>
-          <w:rFonts w:hint="eastAsia"/>
-          <w:sz w:val="28"/>
-          <w:szCs w:val="28"/>
-          <w:lang w:val="en-US" w:eastAsia="zh-CN"/>
-        </w:rPr>
-        <w:t>||</w:t>
-      </w:r>
-    </w:p>
-    <w:p>
-      <w:pPr>
-        <w:rPr>
-          <w:rFonts w:hint="eastAsia"/>
-          <w:sz w:val="28"/>
-          <w:szCs w:val="28"/>
-          <w:lang w:val="en-US" w:eastAsia="zh-CN"/>
-        </w:rPr>
-      </w:pPr>
-    </w:p>
-    <w:p>
-      <w:pPr>
-        <w:rPr>
-          <w:rFonts w:hint="eastAsia"/>
-          <w:sz w:val="28"/>
-          <w:szCs w:val="28"/>
-          <w:lang w:val="en-US" w:eastAsia="zh-CN"/>
-        </w:rPr>
-      </w:pPr>
-      <w:r>
-        <w:rPr>
-          <w:rFonts w:hint="eastAsia"/>
-          <w:sz w:val="28"/>
-          <w:szCs w:val="28"/>
-          <w:lang w:val="en-US" w:eastAsia="zh-CN"/>
-        </w:rPr>
-        <w:t>||</w:t>
-      </w:r>
-      <w:r>
-        <w:rPr>
-          <w:rFonts w:hint="eastAsia"/>
-          <w:sz w:val="28"/>
-          <w:szCs w:val="28"/>
-        </w:rPr>
-        <w:t>她秒回：“去去去！我想吃咖喱蟹！”</w:t>
-      </w:r>
-      <w:r>
-        <w:rPr>
-          <w:rFonts w:hint="eastAsia"/>
-          <w:sz w:val="28"/>
-          <w:szCs w:val="28"/>
-          <w:lang w:val="en-US" w:eastAsia="zh-CN"/>
-        </w:rPr>
-        <w:t>||</w:t>
-      </w:r>
-    </w:p>
-    <w:p>
-      <w:pPr>
-        <w:rPr>
-          <w:rFonts w:hint="eastAsia"/>
-          <w:sz w:val="28"/>
-          <w:szCs w:val="28"/>
-          <w:lang w:val="en-US" w:eastAsia="zh-CN"/>
-        </w:rPr>
-      </w:pPr>
-    </w:p>
-    <w:p>
-      <w:pPr>
-        <w:rPr>
-          <w:rFonts w:hint="default" w:eastAsiaTheme="minorEastAsia"/>
-          <w:sz w:val="28"/>
-          <w:szCs w:val="28"/>
-          <w:lang w:val="en-US" w:eastAsia="zh-CN"/>
-        </w:rPr>
-      </w:pPr>
-      <w:r>
-        <w:rPr>
-          <w:rFonts w:hint="eastAsia"/>
-          <w:sz w:val="28"/>
-          <w:szCs w:val="28"/>
-          <w:lang w:val="en-US" w:eastAsia="zh-CN"/>
-        </w:rPr>
-        <w:t>||</w:t>
-      </w:r>
-      <w:r>
-        <w:rPr>
-          <w:rFonts w:hint="eastAsia"/>
-          <w:sz w:val="28"/>
-          <w:szCs w:val="28"/>
-        </w:rPr>
-        <w:t>你回了一个“OK”的表情，然后锁屏，关灯，躺进被子里</w:t>
-      </w:r>
-      <w:r>
-        <w:rPr>
-          <w:rFonts w:hint="eastAsia"/>
-          <w:sz w:val="28"/>
-          <w:szCs w:val="28"/>
-          <w:lang w:val="en-US" w:eastAsia="zh-CN"/>
-        </w:rPr>
-        <w:t>||</w:t>
-      </w:r>
-    </w:p>
-    <w:p>
-      <w:pPr>
-        <w:rPr>
-          <w:rFonts w:hint="eastAsia"/>
-          <w:sz w:val="28"/>
-          <w:szCs w:val="28"/>
-        </w:rPr>
-      </w:pPr>
-    </w:p>
-    <w:p>
-      <w:pPr>
-        <w:rPr>
-          <w:rFonts w:hint="default" w:eastAsiaTheme="minorEastAsia"/>
-          <w:sz w:val="28"/>
-          <w:szCs w:val="28"/>
-          <w:lang w:val="en-US" w:eastAsia="zh-CN"/>
-        </w:rPr>
-      </w:pPr>
-      <w:r>
-        <w:rPr>
-          <w:rFonts w:hint="eastAsia"/>
-          <w:sz w:val="28"/>
-          <w:szCs w:val="28"/>
-          <w:lang w:val="en-US" w:eastAsia="zh-CN"/>
-        </w:rPr>
-        <w:t>||咪咪</w:t>
-      </w:r>
-      <w:r>
-        <w:rPr>
-          <w:rFonts w:hint="eastAsia"/>
-          <w:sz w:val="28"/>
-          <w:szCs w:val="28"/>
-        </w:rPr>
-        <w:t>跳上床，在你</w:t>
-      </w:r>
-      <w:r>
-        <w:rPr>
-          <w:rFonts w:hint="eastAsia"/>
-          <w:sz w:val="28"/>
-          <w:szCs w:val="28"/>
-          <w:lang w:val="en-US" w:eastAsia="zh-CN"/>
-        </w:rPr>
-        <w:t>脑袋旁</w:t>
-      </w:r>
-      <w:r>
-        <w:rPr>
-          <w:rFonts w:hint="eastAsia"/>
-          <w:sz w:val="28"/>
-          <w:szCs w:val="28"/>
-        </w:rPr>
-        <w:t>蜷成一团。你闭上眼睛，听着它均匀的呼噜声，慢慢沉入睡眠</w:t>
-      </w:r>
-      <w:r>
-        <w:rPr>
-          <w:rFonts w:hint="eastAsia"/>
-          <w:sz w:val="28"/>
-          <w:szCs w:val="28"/>
-          <w:lang w:val="en-US" w:eastAsia="zh-CN"/>
-        </w:rPr>
-        <w:t>||</w:t>
-      </w:r>
-    </w:p>
-    <w:p>
-      <w:pPr>
-        <w:rPr>
-          <w:rFonts w:hint="eastAsia"/>
-          <w:sz w:val="28"/>
-          <w:szCs w:val="28"/>
-        </w:rPr>
-      </w:pPr>
-    </w:p>
-    <w:p>
-      <w:pPr>
-        <w:rPr>
-          <w:rFonts w:hint="eastAsia"/>
-          <w:sz w:val="28"/>
-          <w:szCs w:val="28"/>
-          <w:lang w:val="en-US" w:eastAsia="zh-CN"/>
-        </w:rPr>
-      </w:pPr>
-      <w:r>
-        <w:rPr>
-          <w:rFonts w:hint="eastAsia"/>
-          <w:sz w:val="28"/>
-          <w:szCs w:val="28"/>
-          <w:lang w:val="en-US" w:eastAsia="zh-CN"/>
-        </w:rPr>
-        <w:t>||</w:t>
-      </w:r>
-      <w:r>
-        <w:rPr>
-          <w:rFonts w:hint="eastAsia"/>
-          <w:sz w:val="28"/>
-          <w:szCs w:val="28"/>
-        </w:rPr>
-        <w:t>明天又是普通的一天</w:t>
-      </w:r>
-      <w:r>
-        <w:rPr>
-          <w:rFonts w:hint="eastAsia"/>
-          <w:sz w:val="28"/>
-          <w:szCs w:val="28"/>
-          <w:lang w:eastAsia="zh-CN"/>
-        </w:rPr>
-        <w:t>，</w:t>
-      </w:r>
-      <w:r>
-        <w:rPr>
-          <w:rFonts w:hint="eastAsia"/>
-          <w:sz w:val="28"/>
-          <w:szCs w:val="28"/>
-        </w:rPr>
-        <w:t>你还有很多视频要剪，很多选题要想，很多回复要写</w:t>
-      </w:r>
-      <w:r>
-        <w:rPr>
-          <w:rFonts w:hint="eastAsia"/>
-          <w:sz w:val="28"/>
-          <w:szCs w:val="28"/>
-          <w:lang w:val="en-US" w:eastAsia="zh-CN"/>
-        </w:rPr>
-        <w:t>||</w:t>
-      </w:r>
-    </w:p>
-    <w:p>
-      <w:pPr>
-        <w:rPr>
-          <w:rFonts w:hint="eastAsia"/>
-          <w:sz w:val="28"/>
-          <w:szCs w:val="28"/>
-          <w:lang w:val="en-US" w:eastAsia="zh-CN"/>
-        </w:rPr>
-      </w:pPr>
-    </w:p>
-    <w:p>
-      <w:pPr>
-        <w:rPr>
-          <w:rFonts w:hint="eastAsia"/>
-          <w:sz w:val="28"/>
-          <w:szCs w:val="28"/>
-          <w:lang w:val="en-US" w:eastAsia="zh-CN"/>
-        </w:rPr>
-      </w:pPr>
-      <w:r>
-        <w:rPr>
-          <w:rFonts w:hint="eastAsia"/>
-          <w:sz w:val="28"/>
-          <w:szCs w:val="28"/>
-          <w:lang w:val="en-US" w:eastAsia="zh-CN"/>
-        </w:rPr>
-        <w:t>||</w:t>
-      </w:r>
-      <w:r>
-        <w:rPr>
-          <w:rFonts w:hint="eastAsia"/>
-          <w:sz w:val="28"/>
-          <w:szCs w:val="28"/>
-        </w:rPr>
-        <w:t>但你不急。因为你知道，日子就是这样一天一天过下去的</w:t>
-      </w:r>
-      <w:r>
-        <w:rPr>
-          <w:rFonts w:hint="eastAsia"/>
-          <w:sz w:val="28"/>
-          <w:szCs w:val="28"/>
-          <w:lang w:val="en-US" w:eastAsia="zh-CN"/>
-        </w:rPr>
-        <w:t>||</w:t>
-      </w:r>
-    </w:p>
-    <w:p>
-      <w:pPr>
-        <w:rPr>
-          <w:rFonts w:hint="eastAsia"/>
-          <w:sz w:val="28"/>
-          <w:szCs w:val="28"/>
-          <w:lang w:val="en-US" w:eastAsia="zh-CN"/>
-        </w:rPr>
-      </w:pPr>
-    </w:p>
-    <w:p>
-      <w:pPr>
-        <w:rPr>
-          <w:rFonts w:hint="eastAsia"/>
-          <w:sz w:val="28"/>
-          <w:szCs w:val="28"/>
-          <w:lang w:val="en-US" w:eastAsia="zh-CN"/>
-        </w:rPr>
-      </w:pPr>
-      <w:r>
-        <w:rPr>
-          <w:rFonts w:hint="eastAsia"/>
-          <w:sz w:val="28"/>
-          <w:szCs w:val="28"/>
-          <w:lang w:val="en-US" w:eastAsia="zh-CN"/>
-        </w:rPr>
-        <w:t>||</w:t>
-      </w:r>
-      <w:r>
-        <w:rPr>
-          <w:rFonts w:hint="eastAsia"/>
-          <w:sz w:val="28"/>
-          <w:szCs w:val="28"/>
-        </w:rPr>
-        <w:t>不需要成为谁，只需要成为自己</w:t>
-      </w:r>
-      <w:r>
-        <w:rPr>
-          <w:rFonts w:hint="eastAsia"/>
-          <w:sz w:val="28"/>
-          <w:szCs w:val="28"/>
-          <w:lang w:val="en-US" w:eastAsia="zh-CN"/>
-        </w:rPr>
-        <w:t>||</w:t>
-      </w:r>
-    </w:p>
-    <w:p>
-      <w:pPr>
-        <w:rPr>
-          <w:rFonts w:hint="eastAsia"/>
-          <w:sz w:val="28"/>
-          <w:szCs w:val="28"/>
-          <w:lang w:val="en-US" w:eastAsia="zh-CN"/>
-        </w:rPr>
-      </w:pPr>
-    </w:p>
-    <w:p>
-      <w:pPr>
-        <w:rPr>
-          <w:rFonts w:hint="default" w:eastAsiaTheme="minorEastAsia"/>
-          <w:sz w:val="28"/>
-          <w:szCs w:val="28"/>
-          <w:lang w:val="en-US" w:eastAsia="zh-CN"/>
-        </w:rPr>
-      </w:pPr>
-      <w:r>
-        <w:rPr>
-          <w:rFonts w:hint="eastAsia"/>
-          <w:sz w:val="28"/>
-          <w:szCs w:val="28"/>
-          <w:lang w:val="en-US" w:eastAsia="zh-CN"/>
-        </w:rPr>
-        <w:t>||</w:t>
-      </w:r>
-      <w:r>
-        <w:rPr>
-          <w:rFonts w:hint="eastAsia"/>
-          <w:sz w:val="28"/>
-          <w:szCs w:val="28"/>
-        </w:rPr>
-        <w:t>这就是你的结局</w:t>
-      </w:r>
-      <w:r>
-        <w:rPr>
-          <w:rFonts w:hint="eastAsia"/>
-          <w:sz w:val="28"/>
-          <w:szCs w:val="28"/>
-          <w:lang w:eastAsia="zh-CN"/>
-        </w:rPr>
-        <w:t>，</w:t>
-      </w:r>
-      <w:r>
-        <w:rPr>
-          <w:rFonts w:hint="eastAsia"/>
-          <w:sz w:val="28"/>
-          <w:szCs w:val="28"/>
-        </w:rPr>
-        <w:t>不是轰轰烈烈的那种，但刚刚好</w:t>
-      </w:r>
-      <w:r>
-        <w:rPr>
-          <w:rFonts w:hint="eastAsia"/>
-          <w:sz w:val="28"/>
-          <w:szCs w:val="28"/>
-          <w:lang w:val="en-US" w:eastAsia="zh-CN"/>
-        </w:rPr>
-        <w:t>||</w:t>
-      </w:r>
       <w:bookmarkStart w:id="0" w:name="_GoBack"/>
       <w:bookmarkEnd w:id="0"/>
+    </w:p>
+    <w:p>
+      <w:pPr>
+        <w:rPr>
+          <w:rFonts w:hint="eastAsia"/>
+          <w:sz w:val="28"/>
+          <w:szCs w:val="28"/>
+          <w:lang w:val="en-US" w:eastAsia="zh-CN"/>
+        </w:rPr>
+      </w:pPr>
+      <w:r>
+        <w:rPr>
+          <w:rFonts w:hint="eastAsia"/>
+          <w:sz w:val="28"/>
+          <w:szCs w:val="28"/>
+          <w:lang w:val="en-US" w:eastAsia="zh-CN"/>
+        </w:rPr>
+        <w:t>||</w:t>
+      </w:r>
+      <w:r>
+        <w:rPr>
+          <w:rFonts w:hint="eastAsia"/>
+          <w:sz w:val="28"/>
+          <w:szCs w:val="28"/>
+        </w:rPr>
+        <w:t>你的商业合作越来越多，但你还是坚持只接自己用过的、真心觉得好的产品</w:t>
+      </w:r>
+      <w:r>
+        <w:rPr>
+          <w:rFonts w:hint="eastAsia"/>
+          <w:sz w:val="28"/>
+          <w:szCs w:val="28"/>
+          <w:lang w:val="en-US" w:eastAsia="zh-CN"/>
+        </w:rPr>
+        <w:t>||</w:t>
+      </w:r>
+    </w:p>
+    <w:p>
+      <w:pPr>
+        <w:rPr>
+          <w:rFonts w:hint="eastAsia"/>
+          <w:sz w:val="28"/>
+          <w:szCs w:val="28"/>
+          <w:lang w:val="en-US" w:eastAsia="zh-CN"/>
+        </w:rPr>
+      </w:pPr>
+    </w:p>
+    <w:p>
+      <w:pPr>
+        <w:rPr>
+          <w:rFonts w:hint="default" w:eastAsiaTheme="minorEastAsia"/>
+          <w:sz w:val="28"/>
+          <w:szCs w:val="28"/>
+          <w:lang w:val="en-US" w:eastAsia="zh-CN"/>
+        </w:rPr>
+      </w:pPr>
+      <w:r>
+        <w:rPr>
+          <w:rFonts w:hint="eastAsia"/>
+          <w:sz w:val="28"/>
+          <w:szCs w:val="28"/>
+          <w:lang w:val="en-US" w:eastAsia="zh-CN"/>
+        </w:rPr>
+        <w:t>||</w:t>
+      </w:r>
+      <w:r>
+        <w:rPr>
+          <w:rFonts w:hint="eastAsia"/>
+          <w:sz w:val="28"/>
+          <w:szCs w:val="28"/>
+        </w:rPr>
+        <w:t>这是你的底线，也是你和</w:t>
+      </w:r>
+      <w:r>
+        <w:rPr>
+          <w:rFonts w:hint="eastAsia"/>
+          <w:sz w:val="28"/>
+          <w:szCs w:val="28"/>
+          <w:lang w:val="en-US" w:eastAsia="zh-CN"/>
+        </w:rPr>
+        <w:t>粉丝</w:t>
+      </w:r>
+      <w:r>
+        <w:rPr>
+          <w:rFonts w:hint="eastAsia"/>
+          <w:sz w:val="28"/>
+          <w:szCs w:val="28"/>
+        </w:rPr>
+        <w:t>之间的信任</w:t>
+      </w:r>
+      <w:r>
+        <w:rPr>
+          <w:rFonts w:hint="eastAsia"/>
+          <w:sz w:val="28"/>
+          <w:szCs w:val="28"/>
+          <w:lang w:val="en-US" w:eastAsia="zh-CN"/>
+        </w:rPr>
+        <w:t>||</w:t>
+      </w:r>
+    </w:p>
+    <w:p>
+      <w:pPr>
+        <w:rPr>
+          <w:rFonts w:hint="eastAsia"/>
+          <w:sz w:val="28"/>
+          <w:szCs w:val="28"/>
+        </w:rPr>
+      </w:pPr>
+    </w:p>
+    <w:p>
+      <w:pPr>
+        <w:rPr>
+          <w:rFonts w:hint="eastAsia"/>
+          <w:sz w:val="28"/>
+          <w:szCs w:val="28"/>
+          <w:lang w:val="en-US" w:eastAsia="zh-CN"/>
+        </w:rPr>
+      </w:pPr>
+      <w:r>
+        <w:rPr>
+          <w:rFonts w:hint="eastAsia"/>
+          <w:sz w:val="28"/>
+          <w:szCs w:val="28"/>
+          <w:lang w:val="en-US" w:eastAsia="zh-CN"/>
+        </w:rPr>
+        <w:t>||</w:t>
+      </w:r>
+      <w:r>
+        <w:rPr>
+          <w:rFonts w:hint="eastAsia"/>
+          <w:sz w:val="28"/>
+          <w:szCs w:val="28"/>
+        </w:rPr>
+        <w:t>某个普通的周二晚上，你剪完了新一期的视频，按下了发布键。屏幕上的进度条走完，显示“已发布”</w:t>
+      </w:r>
+      <w:r>
+        <w:rPr>
+          <w:rFonts w:hint="eastAsia"/>
+          <w:sz w:val="28"/>
+          <w:szCs w:val="28"/>
+          <w:lang w:val="en-US" w:eastAsia="zh-CN"/>
+        </w:rPr>
+        <w:t>||</w:t>
+      </w:r>
+    </w:p>
+    <w:p>
+      <w:pPr>
+        <w:rPr>
+          <w:rFonts w:hint="eastAsia"/>
+          <w:sz w:val="28"/>
+          <w:szCs w:val="28"/>
+          <w:lang w:val="en-US" w:eastAsia="zh-CN"/>
+        </w:rPr>
+      </w:pPr>
+    </w:p>
+    <w:p>
+      <w:pPr>
+        <w:rPr>
+          <w:rFonts w:hint="eastAsia"/>
+          <w:sz w:val="28"/>
+          <w:szCs w:val="28"/>
+          <w:lang w:val="en-US" w:eastAsia="zh-CN"/>
+        </w:rPr>
+      </w:pPr>
+      <w:r>
+        <w:rPr>
+          <w:rFonts w:hint="eastAsia"/>
+          <w:sz w:val="28"/>
+          <w:szCs w:val="28"/>
+          <w:lang w:val="en-US" w:eastAsia="zh-CN"/>
+        </w:rPr>
+        <w:t>||</w:t>
+      </w:r>
+      <w:r>
+        <w:rPr>
+          <w:rFonts w:hint="eastAsia"/>
+          <w:sz w:val="28"/>
+          <w:szCs w:val="28"/>
+        </w:rPr>
+        <w:t>你伸了个懒腰，</w:t>
+      </w:r>
+      <w:r>
+        <w:rPr>
+          <w:rFonts w:hint="eastAsia"/>
+          <w:sz w:val="28"/>
+          <w:szCs w:val="28"/>
+          <w:lang w:val="en-US" w:eastAsia="zh-CN"/>
+        </w:rPr>
+        <w:t>咪咪</w:t>
+      </w:r>
+      <w:r>
+        <w:rPr>
+          <w:rFonts w:hint="eastAsia"/>
+          <w:sz w:val="28"/>
+          <w:szCs w:val="28"/>
+        </w:rPr>
+        <w:t>从</w:t>
+      </w:r>
+      <w:r>
+        <w:rPr>
+          <w:rFonts w:hint="eastAsia"/>
+          <w:sz w:val="28"/>
+          <w:szCs w:val="28"/>
+          <w:lang w:val="en-US" w:eastAsia="zh-CN"/>
+        </w:rPr>
+        <w:t>桌面</w:t>
+      </w:r>
+      <w:r>
+        <w:rPr>
+          <w:rFonts w:hint="eastAsia"/>
+          <w:sz w:val="28"/>
+          <w:szCs w:val="28"/>
+        </w:rPr>
+        <w:t>上跳下来，跑到食盆前开始吃夜宵</w:t>
+      </w:r>
+      <w:r>
+        <w:rPr>
+          <w:rFonts w:hint="eastAsia"/>
+          <w:sz w:val="28"/>
+          <w:szCs w:val="28"/>
+          <w:lang w:val="en-US" w:eastAsia="zh-CN"/>
+        </w:rPr>
+        <w:t>||</w:t>
+      </w:r>
+    </w:p>
+    <w:p>
+      <w:pPr>
+        <w:rPr>
+          <w:rFonts w:hint="eastAsia"/>
+          <w:sz w:val="28"/>
+          <w:szCs w:val="28"/>
+          <w:lang w:val="en-US" w:eastAsia="zh-CN"/>
+        </w:rPr>
+      </w:pPr>
+    </w:p>
+    <w:p>
+      <w:pPr>
+        <w:rPr>
+          <w:rFonts w:hint="eastAsia"/>
+          <w:sz w:val="28"/>
+          <w:szCs w:val="28"/>
+          <w:lang w:val="en-US" w:eastAsia="zh-CN"/>
+        </w:rPr>
+      </w:pPr>
+      <w:r>
+        <w:rPr>
+          <w:rFonts w:hint="eastAsia"/>
+          <w:sz w:val="28"/>
+          <w:szCs w:val="28"/>
+          <w:lang w:val="en-US" w:eastAsia="zh-CN"/>
+        </w:rPr>
+        <w:t>||</w:t>
+      </w:r>
+      <w:r>
+        <w:rPr>
+          <w:rFonts w:hint="eastAsia"/>
+          <w:sz w:val="28"/>
+          <w:szCs w:val="28"/>
+        </w:rPr>
+        <w:t>你端起杯子喝了口水，看了一眼窗外。城市的灯火在你眼前铺开，很温暖</w:t>
+      </w:r>
+      <w:r>
+        <w:rPr>
+          <w:rFonts w:hint="eastAsia"/>
+          <w:sz w:val="28"/>
+          <w:szCs w:val="28"/>
+          <w:lang w:val="en-US" w:eastAsia="zh-CN"/>
+        </w:rPr>
+        <w:t>||</w:t>
+      </w:r>
+    </w:p>
+    <w:p>
+      <w:pPr>
+        <w:rPr>
+          <w:rFonts w:hint="eastAsia"/>
+          <w:sz w:val="28"/>
+          <w:szCs w:val="28"/>
+          <w:lang w:val="en-US" w:eastAsia="zh-CN"/>
+        </w:rPr>
+      </w:pPr>
+    </w:p>
+    <w:p>
+      <w:pPr>
+        <w:rPr>
+          <w:rFonts w:hint="eastAsia"/>
+          <w:sz w:val="28"/>
+          <w:szCs w:val="28"/>
+          <w:lang w:val="en-US" w:eastAsia="zh-CN"/>
+        </w:rPr>
+      </w:pPr>
+      <w:r>
+        <w:rPr>
+          <w:rFonts w:hint="eastAsia"/>
+          <w:sz w:val="28"/>
+          <w:szCs w:val="28"/>
+          <w:lang w:val="en-US" w:eastAsia="zh-CN"/>
+        </w:rPr>
+        <w:t>||</w:t>
+      </w:r>
+      <w:r>
+        <w:rPr>
+          <w:rFonts w:hint="eastAsia"/>
+          <w:sz w:val="28"/>
+          <w:szCs w:val="28"/>
+        </w:rPr>
+        <w:t>你拿起手机，给许映月发了一条消息：“周末去新开的那家泰餐？”</w:t>
+      </w:r>
+      <w:r>
+        <w:rPr>
+          <w:rFonts w:hint="eastAsia"/>
+          <w:sz w:val="28"/>
+          <w:szCs w:val="28"/>
+          <w:lang w:val="en-US" w:eastAsia="zh-CN"/>
+        </w:rPr>
+        <w:t>||</w:t>
+      </w:r>
+    </w:p>
+    <w:p>
+      <w:pPr>
+        <w:rPr>
+          <w:rFonts w:hint="eastAsia"/>
+          <w:sz w:val="28"/>
+          <w:szCs w:val="28"/>
+          <w:lang w:val="en-US" w:eastAsia="zh-CN"/>
+        </w:rPr>
+      </w:pPr>
+    </w:p>
+    <w:p>
+      <w:pPr>
+        <w:rPr>
+          <w:rFonts w:hint="eastAsia"/>
+          <w:sz w:val="28"/>
+          <w:szCs w:val="28"/>
+          <w:lang w:val="en-US" w:eastAsia="zh-CN"/>
+        </w:rPr>
+      </w:pPr>
+      <w:r>
+        <w:rPr>
+          <w:rFonts w:hint="eastAsia"/>
+          <w:sz w:val="28"/>
+          <w:szCs w:val="28"/>
+          <w:lang w:val="en-US" w:eastAsia="zh-CN"/>
+        </w:rPr>
+        <w:t>||</w:t>
+      </w:r>
+      <w:r>
+        <w:rPr>
+          <w:rFonts w:hint="eastAsia"/>
+          <w:sz w:val="28"/>
+          <w:szCs w:val="28"/>
+        </w:rPr>
+        <w:t>她秒回：“去去去！我想吃咖喱蟹！”</w:t>
+      </w:r>
+      <w:r>
+        <w:rPr>
+          <w:rFonts w:hint="eastAsia"/>
+          <w:sz w:val="28"/>
+          <w:szCs w:val="28"/>
+          <w:lang w:val="en-US" w:eastAsia="zh-CN"/>
+        </w:rPr>
+        <w:t>||</w:t>
+      </w:r>
+    </w:p>
+    <w:p>
+      <w:pPr>
+        <w:rPr>
+          <w:rFonts w:hint="eastAsia"/>
+          <w:sz w:val="28"/>
+          <w:szCs w:val="28"/>
+          <w:lang w:val="en-US" w:eastAsia="zh-CN"/>
+        </w:rPr>
+      </w:pPr>
+    </w:p>
+    <w:p>
+      <w:pPr>
+        <w:rPr>
+          <w:rFonts w:hint="default" w:eastAsiaTheme="minorEastAsia"/>
+          <w:sz w:val="28"/>
+          <w:szCs w:val="28"/>
+          <w:lang w:val="en-US" w:eastAsia="zh-CN"/>
+        </w:rPr>
+      </w:pPr>
+      <w:r>
+        <w:rPr>
+          <w:rFonts w:hint="eastAsia"/>
+          <w:sz w:val="28"/>
+          <w:szCs w:val="28"/>
+          <w:lang w:val="en-US" w:eastAsia="zh-CN"/>
+        </w:rPr>
+        <w:t>||</w:t>
+      </w:r>
+      <w:r>
+        <w:rPr>
+          <w:rFonts w:hint="eastAsia"/>
+          <w:sz w:val="28"/>
+          <w:szCs w:val="28"/>
+        </w:rPr>
+        <w:t>你回了一个“OK”的表情，然后锁屏，关灯，躺进被子里</w:t>
+      </w:r>
+      <w:r>
+        <w:rPr>
+          <w:rFonts w:hint="eastAsia"/>
+          <w:sz w:val="28"/>
+          <w:szCs w:val="28"/>
+          <w:lang w:val="en-US" w:eastAsia="zh-CN"/>
+        </w:rPr>
+        <w:t>||</w:t>
+      </w:r>
+    </w:p>
+    <w:p>
+      <w:pPr>
+        <w:rPr>
+          <w:rFonts w:hint="eastAsia"/>
+          <w:sz w:val="28"/>
+          <w:szCs w:val="28"/>
+        </w:rPr>
+      </w:pPr>
+    </w:p>
+    <w:p>
+      <w:pPr>
+        <w:rPr>
+          <w:rFonts w:hint="default" w:eastAsiaTheme="minorEastAsia"/>
+          <w:sz w:val="28"/>
+          <w:szCs w:val="28"/>
+          <w:lang w:val="en-US" w:eastAsia="zh-CN"/>
+        </w:rPr>
+      </w:pPr>
+      <w:r>
+        <w:rPr>
+          <w:rFonts w:hint="eastAsia"/>
+          <w:sz w:val="28"/>
+          <w:szCs w:val="28"/>
+          <w:lang w:val="en-US" w:eastAsia="zh-CN"/>
+        </w:rPr>
+        <w:t>||咪咪</w:t>
+      </w:r>
+      <w:r>
+        <w:rPr>
+          <w:rFonts w:hint="eastAsia"/>
+          <w:sz w:val="28"/>
+          <w:szCs w:val="28"/>
+        </w:rPr>
+        <w:t>跳上床，在你</w:t>
+      </w:r>
+      <w:r>
+        <w:rPr>
+          <w:rFonts w:hint="eastAsia"/>
+          <w:sz w:val="28"/>
+          <w:szCs w:val="28"/>
+          <w:lang w:val="en-US" w:eastAsia="zh-CN"/>
+        </w:rPr>
+        <w:t>脑袋旁</w:t>
+      </w:r>
+      <w:r>
+        <w:rPr>
+          <w:rFonts w:hint="eastAsia"/>
+          <w:sz w:val="28"/>
+          <w:szCs w:val="28"/>
+        </w:rPr>
+        <w:t>蜷成一团。你闭上眼睛，听着它均匀的呼噜声，慢慢沉入睡眠</w:t>
+      </w:r>
+      <w:r>
+        <w:rPr>
+          <w:rFonts w:hint="eastAsia"/>
+          <w:sz w:val="28"/>
+          <w:szCs w:val="28"/>
+          <w:lang w:val="en-US" w:eastAsia="zh-CN"/>
+        </w:rPr>
+        <w:t>||</w:t>
+      </w:r>
+    </w:p>
+    <w:p>
+      <w:pPr>
+        <w:rPr>
+          <w:rFonts w:hint="eastAsia"/>
+          <w:sz w:val="28"/>
+          <w:szCs w:val="28"/>
+        </w:rPr>
+      </w:pPr>
+    </w:p>
+    <w:p>
+      <w:pPr>
+        <w:rPr>
+          <w:rFonts w:hint="eastAsia"/>
+          <w:sz w:val="28"/>
+          <w:szCs w:val="28"/>
+          <w:lang w:val="en-US" w:eastAsia="zh-CN"/>
+        </w:rPr>
+      </w:pPr>
+      <w:r>
+        <w:rPr>
+          <w:rFonts w:hint="eastAsia"/>
+          <w:sz w:val="28"/>
+          <w:szCs w:val="28"/>
+          <w:lang w:val="en-US" w:eastAsia="zh-CN"/>
+        </w:rPr>
+        <w:t>||</w:t>
+      </w:r>
+      <w:r>
+        <w:rPr>
+          <w:rFonts w:hint="eastAsia"/>
+          <w:sz w:val="28"/>
+          <w:szCs w:val="28"/>
+        </w:rPr>
+        <w:t>明天又是普通的一天</w:t>
+      </w:r>
+      <w:r>
+        <w:rPr>
+          <w:rFonts w:hint="eastAsia"/>
+          <w:sz w:val="28"/>
+          <w:szCs w:val="28"/>
+          <w:lang w:eastAsia="zh-CN"/>
+        </w:rPr>
+        <w:t>，</w:t>
+      </w:r>
+      <w:r>
+        <w:rPr>
+          <w:rFonts w:hint="eastAsia"/>
+          <w:sz w:val="28"/>
+          <w:szCs w:val="28"/>
+        </w:rPr>
+        <w:t>你还有很多视频要剪，很多选题要想，很多回复要写</w:t>
+      </w:r>
+      <w:r>
+        <w:rPr>
+          <w:rFonts w:hint="eastAsia"/>
+          <w:sz w:val="28"/>
+          <w:szCs w:val="28"/>
+          <w:lang w:val="en-US" w:eastAsia="zh-CN"/>
+        </w:rPr>
+        <w:t>||</w:t>
+      </w:r>
+    </w:p>
+    <w:p>
+      <w:pPr>
+        <w:rPr>
+          <w:rFonts w:hint="eastAsia"/>
+          <w:sz w:val="28"/>
+          <w:szCs w:val="28"/>
+          <w:lang w:val="en-US" w:eastAsia="zh-CN"/>
+        </w:rPr>
+      </w:pPr>
+    </w:p>
+    <w:p>
+      <w:pPr>
+        <w:rPr>
+          <w:rFonts w:hint="eastAsia"/>
+          <w:sz w:val="28"/>
+          <w:szCs w:val="28"/>
+          <w:lang w:val="en-US" w:eastAsia="zh-CN"/>
+        </w:rPr>
+      </w:pPr>
+      <w:r>
+        <w:rPr>
+          <w:rFonts w:hint="eastAsia"/>
+          <w:sz w:val="28"/>
+          <w:szCs w:val="28"/>
+          <w:lang w:val="en-US" w:eastAsia="zh-CN"/>
+        </w:rPr>
+        <w:t>||</w:t>
+      </w:r>
+      <w:r>
+        <w:rPr>
+          <w:rFonts w:hint="eastAsia"/>
+          <w:sz w:val="28"/>
+          <w:szCs w:val="28"/>
+        </w:rPr>
+        <w:t>但你不急。因为你知道，日子就是这样一天一天过下去的</w:t>
+      </w:r>
+      <w:r>
+        <w:rPr>
+          <w:rFonts w:hint="eastAsia"/>
+          <w:sz w:val="28"/>
+          <w:szCs w:val="28"/>
+          <w:lang w:val="en-US" w:eastAsia="zh-CN"/>
+        </w:rPr>
+        <w:t>||</w:t>
+      </w:r>
+    </w:p>
+    <w:p>
+      <w:pPr>
+        <w:rPr>
+          <w:rFonts w:hint="eastAsia"/>
+          <w:sz w:val="28"/>
+          <w:szCs w:val="28"/>
+          <w:lang w:val="en-US" w:eastAsia="zh-CN"/>
+        </w:rPr>
+      </w:pPr>
+    </w:p>
+    <w:p>
+      <w:pPr>
+        <w:rPr>
+          <w:rFonts w:hint="eastAsia"/>
+          <w:sz w:val="28"/>
+          <w:szCs w:val="28"/>
+          <w:lang w:val="en-US" w:eastAsia="zh-CN"/>
+        </w:rPr>
+      </w:pPr>
+      <w:r>
+        <w:rPr>
+          <w:rFonts w:hint="eastAsia"/>
+          <w:sz w:val="28"/>
+          <w:szCs w:val="28"/>
+          <w:lang w:val="en-US" w:eastAsia="zh-CN"/>
+        </w:rPr>
+        <w:t>||</w:t>
+      </w:r>
+      <w:r>
+        <w:rPr>
+          <w:rFonts w:hint="eastAsia"/>
+          <w:sz w:val="28"/>
+          <w:szCs w:val="28"/>
+        </w:rPr>
+        <w:t>不需要成为谁，只需要成为自己</w:t>
+      </w:r>
+      <w:r>
+        <w:rPr>
+          <w:rFonts w:hint="eastAsia"/>
+          <w:sz w:val="28"/>
+          <w:szCs w:val="28"/>
+          <w:lang w:val="en-US" w:eastAsia="zh-CN"/>
+        </w:rPr>
+        <w:t>||</w:t>
+      </w:r>
+    </w:p>
+    <w:p>
+      <w:pPr>
+        <w:rPr>
+          <w:rFonts w:hint="eastAsia"/>
+          <w:sz w:val="28"/>
+          <w:szCs w:val="28"/>
+          <w:lang w:val="en-US" w:eastAsia="zh-CN"/>
+        </w:rPr>
+      </w:pPr>
+    </w:p>
+    <w:p>
+      <w:pPr>
+        <w:rPr>
+          <w:rFonts w:hint="default" w:eastAsiaTheme="minorEastAsia"/>
+          <w:sz w:val="28"/>
+          <w:szCs w:val="28"/>
+          <w:lang w:val="en-US" w:eastAsia="zh-CN"/>
+        </w:rPr>
+      </w:pPr>
+      <w:r>
+        <w:rPr>
+          <w:rFonts w:hint="eastAsia"/>
+          <w:sz w:val="28"/>
+          <w:szCs w:val="28"/>
+          <w:lang w:val="en-US" w:eastAsia="zh-CN"/>
+        </w:rPr>
+        <w:t>||</w:t>
+      </w:r>
+      <w:r>
+        <w:rPr>
+          <w:rFonts w:hint="eastAsia"/>
+          <w:sz w:val="28"/>
+          <w:szCs w:val="28"/>
+        </w:rPr>
+        <w:t>这就是你的结局</w:t>
+      </w:r>
+      <w:r>
+        <w:rPr>
+          <w:rFonts w:hint="eastAsia"/>
+          <w:sz w:val="28"/>
+          <w:szCs w:val="28"/>
+          <w:lang w:eastAsia="zh-CN"/>
+        </w:rPr>
+        <w:t>，</w:t>
+      </w:r>
+      <w:r>
+        <w:rPr>
+          <w:rFonts w:hint="eastAsia"/>
+          <w:sz w:val="28"/>
+          <w:szCs w:val="28"/>
+        </w:rPr>
+        <w:t>不是轰轰烈烈的那种，但刚刚好</w:t>
+      </w:r>
+      <w:r>
+        <w:rPr>
+          <w:rFonts w:hint="eastAsia"/>
+          <w:sz w:val="28"/>
+          <w:szCs w:val="28"/>
+          <w:lang w:val="en-US" w:eastAsia="zh-CN"/>
+        </w:rPr>
+        <w:t>||</w:t>
+      </w:r>
     </w:p>
     <w:sectPr>
       <w:pgSz w:w="11906" w:h="16838"/>
